--- a/manuscript/word/volume_01/ch_017.docx
+++ b/manuscript/word/volume_01/ch_017.docx
@@ -15,7 +15,7 @@
         </w:rPr>
         <w:t>PHÁ TRỜI</w:t>
         <w:br/>
-        <w:t>CHƯƠNG 17: ÁNH ĐÈN BÊN DÒNG KÊNH</w:t>
+        <w:t>CHƯƠNG 17: CHƯƠNG 17</w:t>
       </w:r>
     </w:p>
     <w:p>
@@ -60,7 +60,7 @@
           <w:color w:val="141414"/>
           <w:sz w:val="24"/>
         </w:rPr>
-        <w:t>Phố xá Bình Thạnh lên đèn, nhuộm một màu vàng cam ấm áp lên những dòng xe cộ hối hả qua lại trên cầu Thị Nghè. Dưới lòng kênh Nhiêu Lộc, mặt nước lăn tăn gợn sóng phản chiếu những vệt đèn màu của dãy quán cà phê và quán ăn ven đường Hoàng Sa, Trường Sa.</w:t>
+        <w:t>Phố phường Bình Thạnh lên đèn, nhuộm một màu vàng cam ấm áp lên những dòng xe cộ hối hả qua lại trên cầu Thị Nghè. Dưới lòng kênh Nhiêu Lộc, mặt nước lăn tăn gợn sóng phản chiếu những vệt đèn màu của dãy quán cà phê và quán ăn ven đường Hoàng Sa, Trường Sa.</w:t>
       </w:r>
     </w:p>
     <w:p>
